--- a/downloads/teacher/04 Units/Unit 02 - Individual Growth and Life Readiness - Me, My Goals, My Money/Lesson 02.09 - Budget Like a Boss.docx
+++ b/downloads/teacher/04 Units/Unit 02 - Individual Growth and Life Readiness - Me, My Goals, My Money/Lesson 02.09 - Budget Like a Boss.docx
@@ -242,23 +242,41 @@
       <w:r>
         <w:t xml:space="preserve">By the end of this lesson, students will be able to:</w:t>
       </w:r>
-      <w:r>
-        <w:t xml:space="preserve"> </w:t>
-      </w:r>
-      <w:r>
-        <w:t xml:space="preserve">1. (Low) Given a list of ten expenses, label each one fixed or variable and define a budget in one sentence.</w:t>
-      </w:r>
-      <w:r>
-        <w:t xml:space="preserve"> </w:t>
-      </w:r>
-      <w:r>
-        <w:t xml:space="preserve">2. (Mid) Given a scenario card with a monthly net income and an expense list, build a monthly budget that pays savings first, covers every fixed need, and does not spend more than the income.</w:t>
-      </w:r>
-      <w:r>
-        <w:t xml:space="preserve"> </w:t>
-      </w:r>
-      <w:r>
-        <w:t xml:space="preserve">3. (High) Compare the finished budget to the 50/30/20 guide, judge where it is off, and revise one line with a written reason tied to the scenario’s savings goal.</w:t>
+    </w:p>
+    <w:p>
+      <w:pPr>
+        <w:numPr>
+          <w:ilvl w:val="0"/>
+          <w:numId w:val="1002"/>
+        </w:numPr>
+        <w:pStyle w:val="Compact"/>
+      </w:pPr>
+      <w:r>
+        <w:t xml:space="preserve">(Low) Given a list of ten expenses, label each one fixed or variable and define a budget in one sentence.</w:t>
+      </w:r>
+    </w:p>
+    <w:p>
+      <w:pPr>
+        <w:numPr>
+          <w:ilvl w:val="0"/>
+          <w:numId w:val="1002"/>
+        </w:numPr>
+        <w:pStyle w:val="Compact"/>
+      </w:pPr>
+      <w:r>
+        <w:t xml:space="preserve">(Mid) Given a scenario card with a monthly net income and an expense list, build a monthly budget that pays savings first, covers every fixed need, and does not spend more than the income.</w:t>
+      </w:r>
+    </w:p>
+    <w:p>
+      <w:pPr>
+        <w:numPr>
+          <w:ilvl w:val="0"/>
+          <w:numId w:val="1002"/>
+        </w:numPr>
+        <w:pStyle w:val="Compact"/>
+      </w:pPr>
+      <w:r>
+        <w:t xml:space="preserve">(High) Compare the finished budget to the 50/30/20 guide, judge where it is off, and revise one line with a written reason tied to the scenario’s savings goal.</w:t>
       </w:r>
     </w:p>
     <w:p>
@@ -314,7 +332,7 @@
       <w:pPr>
         <w:numPr>
           <w:ilvl w:val="0"/>
-          <w:numId w:val="1002"/>
+          <w:numId w:val="1003"/>
         </w:numPr>
         <w:pStyle w:val="Compact"/>
       </w:pPr>
@@ -341,7 +359,7 @@
       <w:pPr>
         <w:numPr>
           <w:ilvl w:val="0"/>
-          <w:numId w:val="1002"/>
+          <w:numId w:val="1003"/>
         </w:numPr>
         <w:pStyle w:val="Compact"/>
       </w:pPr>
@@ -353,7 +371,7 @@
       <w:pPr>
         <w:numPr>
           <w:ilvl w:val="0"/>
-          <w:numId w:val="1002"/>
+          <w:numId w:val="1003"/>
         </w:numPr>
         <w:pStyle w:val="Compact"/>
       </w:pPr>
@@ -365,7 +383,7 @@
       <w:pPr>
         <w:numPr>
           <w:ilvl w:val="0"/>
-          <w:numId w:val="1002"/>
+          <w:numId w:val="1003"/>
         </w:numPr>
         <w:pStyle w:val="Compact"/>
       </w:pPr>
@@ -386,7 +404,7 @@
       <w:pPr>
         <w:numPr>
           <w:ilvl w:val="0"/>
-          <w:numId w:val="1002"/>
+          <w:numId w:val="1003"/>
         </w:numPr>
         <w:pStyle w:val="Compact"/>
       </w:pPr>
@@ -1032,49 +1050,85 @@
       <w:r>
         <w:t xml:space="preserve">Monitor understanding:</w:t>
       </w:r>
-      <w:r>
-        <w:t xml:space="preserve"> </w:t>
-      </w:r>
-      <w:r>
-        <w:t xml:space="preserve">- Is a bus pass fixed or variable? What about a birthday gift?</w:t>
-      </w:r>
-      <w:r>
-        <w:t xml:space="preserve"> </w:t>
-      </w:r>
-      <w:r>
-        <w:t xml:space="preserve">- What number goes on the income line: gross or net?</w:t>
-      </w:r>
-      <w:r>
-        <w:t xml:space="preserve"> </w:t>
-      </w:r>
-      <w:r>
-        <w:t xml:space="preserve">- What is the first line you fill in after income? Why that one?</w:t>
-      </w:r>
-    </w:p>
-    <w:p>
-      <w:pPr>
-        <w:pStyle w:val="BodyText"/>
+    </w:p>
+    <w:p>
+      <w:pPr>
+        <w:numPr>
+          <w:ilvl w:val="0"/>
+          <w:numId w:val="1004"/>
+        </w:numPr>
+        <w:pStyle w:val="Compact"/>
+      </w:pPr>
+      <w:r>
+        <w:t xml:space="preserve">Is a bus pass fixed or variable? What about a birthday gift?</w:t>
+      </w:r>
+    </w:p>
+    <w:p>
+      <w:pPr>
+        <w:numPr>
+          <w:ilvl w:val="0"/>
+          <w:numId w:val="1004"/>
+        </w:numPr>
+        <w:pStyle w:val="Compact"/>
+      </w:pPr>
+      <w:r>
+        <w:t xml:space="preserve">What number goes on the income line: gross or net?</w:t>
+      </w:r>
+    </w:p>
+    <w:p>
+      <w:pPr>
+        <w:numPr>
+          <w:ilvl w:val="0"/>
+          <w:numId w:val="1004"/>
+        </w:numPr>
+        <w:pStyle w:val="Compact"/>
+      </w:pPr>
+      <w:r>
+        <w:t xml:space="preserve">What is the first line you fill in after income? Why that one?</w:t>
+      </w:r>
+    </w:p>
+    <w:p>
+      <w:pPr>
+        <w:pStyle w:val="FirstParagraph"/>
       </w:pPr>
       <w:r>
         <w:t xml:space="preserve">Deepen learning:</w:t>
       </w:r>
-      <w:r>
-        <w:t xml:space="preserve"> </w:t>
-      </w:r>
-      <w:r>
-        <w:t xml:space="preserve">- Priya’s card wants a car in a year. Is that goal realistic at $680 a month net? What would have to give?</w:t>
-      </w:r>
-      <w:r>
-        <w:t xml:space="preserve"> </w:t>
-      </w:r>
-      <w:r>
-        <w:t xml:space="preserve">- If your income does not change and your expenses go up, what happens to the savings line? Name two fixes.</w:t>
-      </w:r>
-      <w:r>
-        <w:t xml:space="preserve"> </w:t>
-      </w:r>
-      <w:r>
-        <w:t xml:space="preserve">- Alex found $12 a week in small wants. What is the version of that in your week?</w:t>
+    </w:p>
+    <w:p>
+      <w:pPr>
+        <w:numPr>
+          <w:ilvl w:val="0"/>
+          <w:numId w:val="1005"/>
+        </w:numPr>
+        <w:pStyle w:val="Compact"/>
+      </w:pPr>
+      <w:r>
+        <w:t xml:space="preserve">Priya’s card wants a car in a year. Is that goal realistic at $680 a month net? What would have to give?</w:t>
+      </w:r>
+    </w:p>
+    <w:p>
+      <w:pPr>
+        <w:numPr>
+          <w:ilvl w:val="0"/>
+          <w:numId w:val="1005"/>
+        </w:numPr>
+        <w:pStyle w:val="Compact"/>
+      </w:pPr>
+      <w:r>
+        <w:t xml:space="preserve">If your income does not change and your expenses go up, what happens to the savings line? Name two fixes.</w:t>
+      </w:r>
+    </w:p>
+    <w:p>
+      <w:pPr>
+        <w:numPr>
+          <w:ilvl w:val="0"/>
+          <w:numId w:val="1005"/>
+        </w:numPr>
+        <w:pStyle w:val="Compact"/>
+      </w:pPr>
+      <w:r>
+        <w:t xml:space="preserve">Alex found $12 a week in small wants. What is the version of that in your week?</w:t>
       </w:r>
     </w:p>
     <w:p>
@@ -1292,7 +1346,7 @@
       <w:pPr>
         <w:numPr>
           <w:ilvl w:val="0"/>
-          <w:numId w:val="1003"/>
+          <w:numId w:val="1006"/>
         </w:numPr>
         <w:pStyle w:val="Compact"/>
       </w:pPr>
@@ -1316,7 +1370,7 @@
       <w:pPr>
         <w:numPr>
           <w:ilvl w:val="0"/>
-          <w:numId w:val="1003"/>
+          <w:numId w:val="1006"/>
         </w:numPr>
         <w:pStyle w:val="Compact"/>
       </w:pPr>
@@ -1328,7 +1382,7 @@
       <w:pPr>
         <w:numPr>
           <w:ilvl w:val="0"/>
-          <w:numId w:val="1003"/>
+          <w:numId w:val="1006"/>
         </w:numPr>
         <w:pStyle w:val="Compact"/>
       </w:pPr>
@@ -1340,7 +1394,7 @@
       <w:pPr>
         <w:numPr>
           <w:ilvl w:val="0"/>
-          <w:numId w:val="1003"/>
+          <w:numId w:val="1006"/>
         </w:numPr>
         <w:pStyle w:val="Compact"/>
       </w:pPr>
@@ -1352,7 +1406,7 @@
       <w:pPr>
         <w:numPr>
           <w:ilvl w:val="0"/>
-          <w:numId w:val="1003"/>
+          <w:numId w:val="1006"/>
         </w:numPr>
         <w:pStyle w:val="Compact"/>
       </w:pPr>
@@ -1364,7 +1418,7 @@
       <w:pPr>
         <w:numPr>
           <w:ilvl w:val="0"/>
-          <w:numId w:val="1003"/>
+          <w:numId w:val="1006"/>
         </w:numPr>
         <w:pStyle w:val="Compact"/>
       </w:pPr>
@@ -1680,7 +1734,7 @@
       <w:pPr>
         <w:numPr>
           <w:ilvl w:val="0"/>
-          <w:numId w:val="1004"/>
+          <w:numId w:val="1007"/>
         </w:numPr>
         <w:pStyle w:val="Compact"/>
       </w:pPr>
@@ -1704,7 +1758,7 @@
       <w:pPr>
         <w:numPr>
           <w:ilvl w:val="0"/>
-          <w:numId w:val="1004"/>
+          <w:numId w:val="1007"/>
         </w:numPr>
         <w:pStyle w:val="Compact"/>
       </w:pPr>
@@ -1716,7 +1770,7 @@
       <w:pPr>
         <w:numPr>
           <w:ilvl w:val="0"/>
-          <w:numId w:val="1004"/>
+          <w:numId w:val="1007"/>
         </w:numPr>
         <w:pStyle w:val="Compact"/>
       </w:pPr>
@@ -1740,7 +1794,7 @@
       <w:pPr>
         <w:numPr>
           <w:ilvl w:val="0"/>
-          <w:numId w:val="1004"/>
+          <w:numId w:val="1007"/>
         </w:numPr>
         <w:pStyle w:val="Compact"/>
       </w:pPr>
@@ -1752,7 +1806,7 @@
       <w:pPr>
         <w:numPr>
           <w:ilvl w:val="0"/>
-          <w:numId w:val="1004"/>
+          <w:numId w:val="1007"/>
         </w:numPr>
         <w:pStyle w:val="Compact"/>
       </w:pPr>
@@ -1764,7 +1818,7 @@
       <w:pPr>
         <w:numPr>
           <w:ilvl w:val="0"/>
-          <w:numId w:val="1004"/>
+          <w:numId w:val="1007"/>
         </w:numPr>
         <w:pStyle w:val="Compact"/>
       </w:pPr>
@@ -1798,7 +1852,7 @@
       <w:pPr>
         <w:numPr>
           <w:ilvl w:val="0"/>
-          <w:numId w:val="1005"/>
+          <w:numId w:val="1008"/>
         </w:numPr>
         <w:pStyle w:val="Compact"/>
       </w:pPr>
@@ -1825,7 +1879,7 @@
       <w:pPr>
         <w:numPr>
           <w:ilvl w:val="0"/>
-          <w:numId w:val="1005"/>
+          <w:numId w:val="1008"/>
         </w:numPr>
         <w:pStyle w:val="Compact"/>
       </w:pPr>
@@ -1837,7 +1891,7 @@
       <w:pPr>
         <w:numPr>
           <w:ilvl w:val="0"/>
-          <w:numId w:val="1005"/>
+          <w:numId w:val="1008"/>
         </w:numPr>
         <w:pStyle w:val="Compact"/>
       </w:pPr>
@@ -1861,7 +1915,7 @@
       <w:pPr>
         <w:numPr>
           <w:ilvl w:val="0"/>
-          <w:numId w:val="1005"/>
+          <w:numId w:val="1008"/>
         </w:numPr>
         <w:pStyle w:val="Compact"/>
       </w:pPr>
@@ -1873,7 +1927,7 @@
       <w:pPr>
         <w:numPr>
           <w:ilvl w:val="0"/>
-          <w:numId w:val="1005"/>
+          <w:numId w:val="1008"/>
         </w:numPr>
         <w:pStyle w:val="Compact"/>
       </w:pPr>
@@ -2193,6 +2247,118 @@
       </w:pPr>
     </w:lvl>
   </w:abstractNum>
+  <w:abstractNum w:abstractNumId="99411">
+    <w:nsid w:val="71315dca"/>
+    <w:multiLevelType w:val="multilevel"/>
+    <w:lvl w:ilvl="0">
+      <w:start w:val="1"/>
+      <w:numFmt w:val="decimal"/>
+      <w:lvlText w:val="%1."/>
+      <w:lvlJc w:val="left"/>
+      <w:pPr>
+        <w:tabs>
+          <w:tab w:val="num" w:pos="0"/>
+        </w:tabs>
+        <w:ind w:left="480" w:hanging="480"/>
+      </w:pPr>
+    </w:lvl>
+    <w:lvl w:ilvl="1">
+      <w:start w:val="1"/>
+      <w:numFmt w:val="decimal"/>
+      <w:lvlText w:val="%2."/>
+      <w:lvlJc w:val="left"/>
+      <w:pPr>
+        <w:tabs>
+          <w:tab w:val="num" w:pos="720"/>
+        </w:tabs>
+        <w:ind w:left="1200" w:hanging="480"/>
+      </w:pPr>
+    </w:lvl>
+    <w:lvl w:ilvl="2">
+      <w:start w:val="1"/>
+      <w:numFmt w:val="decimal"/>
+      <w:lvlText w:val="%3."/>
+      <w:lvlJc w:val="left"/>
+      <w:pPr>
+        <w:tabs>
+          <w:tab w:val="num" w:pos="1440"/>
+        </w:tabs>
+        <w:ind w:left="1920" w:hanging="480"/>
+      </w:pPr>
+    </w:lvl>
+    <w:lvl w:ilvl="3">
+      <w:start w:val="1"/>
+      <w:numFmt w:val="decimal"/>
+      <w:lvlText w:val="%4."/>
+      <w:lvlJc w:val="left"/>
+      <w:pPr>
+        <w:tabs>
+          <w:tab w:val="num" w:pos="2160"/>
+        </w:tabs>
+        <w:ind w:left="2640" w:hanging="480"/>
+      </w:pPr>
+    </w:lvl>
+    <w:lvl w:ilvl="4">
+      <w:start w:val="1"/>
+      <w:numFmt w:val="decimal"/>
+      <w:lvlText w:val="%5."/>
+      <w:lvlJc w:val="left"/>
+      <w:pPr>
+        <w:tabs>
+          <w:tab w:val="num" w:pos="2880"/>
+        </w:tabs>
+        <w:ind w:left="3360" w:hanging="480"/>
+      </w:pPr>
+    </w:lvl>
+    <w:lvl w:ilvl="5">
+      <w:start w:val="1"/>
+      <w:numFmt w:val="decimal"/>
+      <w:lvlText w:val="%6."/>
+      <w:lvlJc w:val="left"/>
+      <w:pPr>
+        <w:tabs>
+          <w:tab w:val="num" w:pos="3600"/>
+        </w:tabs>
+        <w:ind w:left="4080" w:hanging="480"/>
+      </w:pPr>
+    </w:lvl>
+    <w:lvl w:ilvl="6">
+      <w:start w:val="1"/>
+      <w:numFmt w:val="decimal"/>
+      <w:lvlText w:val="%7."/>
+      <w:lvlJc w:val="left"/>
+      <w:pPr>
+        <w:tabs>
+          <w:tab w:val="num" w:pos="4320"/>
+        </w:tabs>
+        <w:ind w:left="4800" w:hanging="480"/>
+      </w:pPr>
+    </w:lvl>
+    <w:lvl w:ilvl="7">
+      <w:start w:val="1"/>
+      <w:numFmt w:val="decimal"/>
+      <w:lvlText w:val="%8."/>
+      <w:lvlJc w:val="left"/>
+      <w:pPr>
+        <w:tabs>
+          <w:tab w:val="num" w:pos="5040"/>
+        </w:tabs>
+        <w:ind w:left="5520" w:hanging="480"/>
+      </w:pPr>
+    </w:lvl>
+    <w:lvl w:ilvl="8">
+      <w:start w:val="1"/>
+      <w:numFmt w:val="decimal"/>
+      <w:lvlText w:val="%9."/>
+      <w:lvlJc w:val="left"/>
+      <w:pPr>
+        <w:tabs>
+          <w:tab w:val="num" w:pos="5760"/>
+        </w:tabs>
+        <w:ind w:left="6240" w:hanging="480"/>
+      </w:pPr>
+    </w:lvl>
+  </w:abstractNum>
   <w:num w:numId="1000">
     <w:abstractNumId w:val="990"/>
   </w:num>
@@ -2200,7 +2366,34 @@
     <w:abstractNumId w:val="991"/>
   </w:num>
   <w:num w:numId="1002">
-    <w:abstractNumId w:val="991"/>
+    <w:abstractNumId w:val="99411"/>
+    <w:lvlOverride w:ilvl="0">
+      <w:startOverride w:val="1"/>
+    </w:lvlOverride>
+    <w:lvlOverride w:ilvl="1">
+      <w:startOverride w:val="1"/>
+    </w:lvlOverride>
+    <w:lvlOverride w:ilvl="2">
+      <w:startOverride w:val="1"/>
+    </w:lvlOverride>
+    <w:lvlOverride w:ilvl="3">
+      <w:startOverride w:val="1"/>
+    </w:lvlOverride>
+    <w:lvlOverride w:ilvl="4">
+      <w:startOverride w:val="1"/>
+    </w:lvlOverride>
+    <w:lvlOverride w:ilvl="5">
+      <w:startOverride w:val="1"/>
+    </w:lvlOverride>
+    <w:lvlOverride w:ilvl="6">
+      <w:startOverride w:val="1"/>
+    </w:lvlOverride>
+    <w:lvlOverride w:ilvl="7">
+      <w:startOverride w:val="1"/>
+    </w:lvlOverride>
+    <w:lvlOverride w:ilvl="8">
+      <w:startOverride w:val="1"/>
+    </w:lvlOverride>
   </w:num>
   <w:num w:numId="1003">
     <w:abstractNumId w:val="991"/>
@@ -2209,6 +2402,15 @@
     <w:abstractNumId w:val="991"/>
   </w:num>
   <w:num w:numId="1005">
+    <w:abstractNumId w:val="991"/>
+  </w:num>
+  <w:num w:numId="1006">
+    <w:abstractNumId w:val="991"/>
+  </w:num>
+  <w:num w:numId="1007">
+    <w:abstractNumId w:val="991"/>
+  </w:num>
+  <w:num w:numId="1008">
     <w:abstractNumId w:val="991"/>
   </w:num>
 </w:numbering>

--- a/downloads/teacher/04 Units/Unit 02 - Individual Growth and Life Readiness - Me, My Goals, My Money/Lesson 02.09 - Budget Like a Boss.docx
+++ b/downloads/teacher/04 Units/Unit 02 - Individual Growth and Life Readiness - Me, My Goals, My Money/Lesson 02.09 - Budget Like a Boss.docx
@@ -409,16 +409,7 @@
         <w:pStyle w:val="Compact"/>
       </w:pPr>
       <w:r>
-        <w:t xml:space="preserve">Setup notes: cut the scenario cards so each student gets one; six copies of each of the four cards covers a class of 24. Prices are Long Island prices for 2026 and marked</w:t>
-      </w:r>
-      <w:r>
-        <w:t xml:space="preserve"> </w:t>
-      </w:r>
-      <w:r>
-        <w:rPr>
-          <w:rStyle w:val="TeacherNote"/>
-        </w:rPr>
-        <w:t xml:space="preserve">[update]. No food handled today. [Sal: if the ClassroomStreet budgeting mode exists, Day 2 runs inside it with the same four scenarios entered as profiles.]</w:t>
+        <w:t xml:space="preserve">Setup notes: cut the scenario cards so each student gets one; six copies of each of the four cards covers a class of 24. Prices are Long Island prices for 2026 and to be refreshed before teaching. No food handled today.</w:t>
       </w:r>
     </w:p>
     <w:p>
@@ -1710,15 +1701,6 @@
       <w:r>
         <w:t xml:space="preserve">Math: percent of a number and multi-step subtraction; the math teacher can use the four scenario cards for a percent practice set the same week. ClassroomStreet: the budget built here is the starting point for the Investor Challenge in Topic 2.4 and the revision in Project 02.</w:t>
       </w:r>
-      <w:r>
-        <w:t xml:space="preserve"> </w:t>
-      </w:r>
-      <w:r>
-        <w:rPr>
-          <w:rStyle w:val="TeacherNote"/>
-        </w:rPr>
-        <w:t xml:space="preserve">[Sal: if a local credit union runs a youth account program, this is the lesson to invite them to; they can bring a real budget worksheet.]</w:t>
-      </w:r>
     </w:p>
     <w:p>
       <w:pPr>
@@ -1823,19 +1805,7 @@
         <w:pStyle w:val="Compact"/>
       </w:pPr>
       <w:r>
-        <w:t xml:space="preserve">Sal’s own materials: the Budget Like a Boss packet (Brentwood South, 2026,</w:t>
-      </w:r>
-      <w:r>
-        <w:t xml:space="preserve"> </w:t>
-      </w:r>
-      <w:r>
-        <w:rPr>
-          <w:rStyle w:val="VerbatimChar"/>
-        </w:rPr>
-        <w:t xml:space="preserve">Lesson Dups/Unit_4_Financial_Literacy/education_teachingwork_budget_like_a_boss_2026_04.docx</w:t>
-      </w:r>
-      <w:r>
-        <w:t xml:space="preserve">) supplied the Alex story, the one-week estimate table, and the personal budget template. The scenario cards and the 50/30/20 step order are new. Cost of living numbers draw on his Cost of Living Reality Check packet in the same folder.</w:t>
+        <w:t xml:space="preserve">My own materials: the Budget Like a Boss packet supplied the Alex story, the one-week estimate table, and the personal budget template. The scenario cards and the 50/30/20 step order are new. Cost of living numbers draw on my Cost of Living Reality Check packet.</w:t>
       </w:r>
     </w:p>
     <w:p>
@@ -1951,15 +1921,6 @@
       </w:r>
       <w:r>
         <w:t xml:space="preserve">column is a straight copy.</w:t>
-      </w:r>
-      <w:r>
-        <w:t xml:space="preserve"> </w:t>
-      </w:r>
-      <w:r>
-        <w:rPr>
-          <w:rStyle w:val="TeacherNote"/>
-        </w:rPr>
-        <w:t xml:space="preserve">[Sal: your Cost of Living Reality Check packet has the adult version of this with rent and groceries; that one fits Unit 4 (Environmental Design) when students plan a first apartment.]</w:t>
       </w:r>
     </w:p>
     <w:sectPr>
